--- a/KHBD_Robotics/Lớp_7/Tuần_15/KHBD_Robotics_Lớp_7_Tiet14_Bai_12_Domino_trong_Robotics.docx
+++ b/KHBD_Robotics/Lớp_7/Tuần_15/KHBD_Robotics_Lớp_7_Tiet14_Bai_12_Domino_trong_Robotics.docx
@@ -305,7 +305,7 @@
           <w:i w:val="0"/>
           <w:sz w:val="26"/>
         </w:rPr>
-        <w:t>- Chuyển động chính xác</w:t>
+        <w:t>- Nêu được cách chơi domino.</w:t>
       </w:r>
     </w:p>
     <w:p>
@@ -321,7 +321,7 @@
           <w:i w:val="0"/>
           <w:sz w:val="26"/>
         </w:rPr>
-        <w:t>- Lắp robot xếp khối domino tự động</w:t>
+        <w:t>- Nêu được nguyên lý vận hành trò chơi domino.</w:t>
       </w:r>
     </w:p>
     <w:p>
@@ -856,165 +856,207 @@
               <w:spacing w:line="276" w:lineRule="auto" w:after="40"/>
               <w:jc w:val="left"/>
             </w:pPr>
-            <w:r/>
-            <w:r>
-              <w:rPr>
-                <w:rFonts w:ascii="Times New Roman" w:hAnsi="Times New Roman" w:cs="Times New Roman" w:eastAsia="Times New Roman"/>
-                <w:b w:val="0"/>
-                <w:i w:val="0"/>
-                <w:sz w:val="26"/>
-              </w:rPr>
-              <w:t>Bước 1: Chuyển giao nhiệm vụ học tập:</w:t>
-            </w:r>
-          </w:p>
-          <w:p>
-            <w:pPr>
-              <w:spacing w:line="276" w:lineRule="auto" w:after="40"/>
-              <w:jc w:val="left"/>
-            </w:pPr>
-            <w:r>
-              <w:rPr>
-                <w:rFonts w:ascii="Times New Roman" w:hAnsi="Times New Roman" w:cs="Times New Roman" w:eastAsia="Times New Roman"/>
-                <w:b w:val="0"/>
-                <w:i w:val="0"/>
-                <w:sz w:val="26"/>
-              </w:rPr>
-              <w:t>- GV trình chiếu clip/hình ảnh thực tế liên quan đến Bài 12. Domino trong Robotics.</w:t>
-            </w:r>
-          </w:p>
-          <w:p>
-            <w:pPr>
-              <w:spacing w:line="276" w:lineRule="auto" w:after="40"/>
-              <w:jc w:val="left"/>
-            </w:pPr>
-            <w:r>
-              <w:rPr>
-                <w:rFonts w:ascii="Times New Roman" w:hAnsi="Times New Roman" w:cs="Times New Roman" w:eastAsia="Times New Roman"/>
-                <w:b w:val="0"/>
-                <w:i w:val="0"/>
-                <w:sz w:val="26"/>
-              </w:rPr>
-              <w:t>- Yêu cầu HS quan sát và phân tích cơ chế chuyển động.</w:t>
-            </w:r>
-          </w:p>
-          <w:p>
-            <w:pPr>
-              <w:spacing w:line="276" w:lineRule="auto" w:after="40"/>
-              <w:jc w:val="left"/>
-            </w:pPr>
-            <w:r>
-              <w:rPr>
-                <w:rFonts w:ascii="Times New Roman" w:hAnsi="Times New Roman" w:cs="Times New Roman" w:eastAsia="Times New Roman"/>
-                <w:b w:val="0"/>
-                <w:i w:val="0"/>
-                <w:sz w:val="26"/>
-              </w:rPr>
-              <w:t>Bước 2: Học sinh tiếp nhận nhiệm vụ học tập:</w:t>
-            </w:r>
-          </w:p>
-          <w:p>
-            <w:pPr>
-              <w:spacing w:line="276" w:lineRule="auto" w:after="40"/>
-              <w:jc w:val="left"/>
-            </w:pPr>
-            <w:r>
-              <w:rPr>
-                <w:rFonts w:ascii="Times New Roman" w:hAnsi="Times New Roman" w:cs="Times New Roman" w:eastAsia="Times New Roman"/>
-                <w:b w:val="0"/>
-                <w:i w:val="0"/>
-                <w:sz w:val="26"/>
-              </w:rPr>
-              <w:t>- HS tập trung quan sát màn chiếu, lắng nghe câu hỏi dẫn dắt.</w:t>
-            </w:r>
-          </w:p>
-          <w:p>
-            <w:pPr>
-              <w:spacing w:line="276" w:lineRule="auto" w:after="40"/>
-              <w:jc w:val="left"/>
-            </w:pPr>
-            <w:r>
-              <w:rPr>
-                <w:rFonts w:ascii="Times New Roman" w:hAnsi="Times New Roman" w:cs="Times New Roman" w:eastAsia="Times New Roman"/>
-                <w:b w:val="0"/>
-                <w:i w:val="0"/>
-                <w:sz w:val="26"/>
-              </w:rPr>
-              <w:t>- HS thảo luận nhanh theo nhóm bàn, đối chiếu hiện tượng.</w:t>
-            </w:r>
-          </w:p>
-          <w:p>
-            <w:pPr>
-              <w:spacing w:line="276" w:lineRule="auto" w:after="40"/>
-              <w:jc w:val="left"/>
-            </w:pPr>
-            <w:r>
-              <w:rPr>
-                <w:rFonts w:ascii="Times New Roman" w:hAnsi="Times New Roman" w:cs="Times New Roman" w:eastAsia="Times New Roman"/>
-                <w:b w:val="0"/>
-                <w:i w:val="0"/>
-                <w:sz w:val="26"/>
-              </w:rPr>
-              <w:t>Bước 3: Báo cáo kết quả hoạt động:</w:t>
-            </w:r>
-          </w:p>
-          <w:p>
-            <w:pPr>
-              <w:spacing w:line="276" w:lineRule="auto" w:after="40"/>
-              <w:jc w:val="left"/>
-            </w:pPr>
-            <w:r>
-              <w:rPr>
-                <w:rFonts w:ascii="Times New Roman" w:hAnsi="Times New Roman" w:cs="Times New Roman" w:eastAsia="Times New Roman"/>
-                <w:b w:val="0"/>
-                <w:i w:val="0"/>
-                <w:sz w:val="26"/>
-              </w:rPr>
-              <w:t>- 2 đại diện HS trả lời câu hỏi khởi động.</w:t>
-            </w:r>
-          </w:p>
-          <w:p>
-            <w:pPr>
-              <w:spacing w:line="276" w:lineRule="auto" w:after="40"/>
-              <w:jc w:val="left"/>
-            </w:pPr>
-            <w:r>
-              <w:rPr>
-                <w:rFonts w:ascii="Times New Roman" w:hAnsi="Times New Roman" w:cs="Times New Roman" w:eastAsia="Times New Roman"/>
-                <w:b w:val="0"/>
-                <w:i w:val="0"/>
-                <w:sz w:val="26"/>
-              </w:rPr>
-              <w:t>- Nêu giả thuyết và nguyên lý vận hành ban đầu.</w:t>
-            </w:r>
-          </w:p>
-          <w:p>
-            <w:pPr>
-              <w:spacing w:line="276" w:lineRule="auto" w:after="40"/>
-              <w:jc w:val="left"/>
-            </w:pPr>
-            <w:r>
-              <w:rPr>
-                <w:rFonts w:ascii="Times New Roman" w:hAnsi="Times New Roman" w:cs="Times New Roman" w:eastAsia="Times New Roman"/>
-                <w:b w:val="0"/>
-                <w:i w:val="0"/>
-                <w:sz w:val="26"/>
-              </w:rPr>
-              <w:t>Bước 4: Đánh giá kết quả thực hiện nhiệm vụ:</w:t>
-            </w:r>
-          </w:p>
-          <w:p>
-            <w:pPr>
-              <w:spacing w:line="276" w:lineRule="auto" w:after="40"/>
-              <w:jc w:val="left"/>
-            </w:pPr>
-            <w:r>
-              <w:rPr>
-                <w:rFonts w:ascii="Times New Roman" w:hAnsi="Times New Roman" w:cs="Times New Roman" w:eastAsia="Times New Roman"/>
-                <w:b w:val="0"/>
-                <w:i w:val="0"/>
-                <w:sz w:val="26"/>
-              </w:rPr>
-              <w:t>- GV nhận xét, chuẩn hóa kiến thức và dẫn dắt vào bài mới.</w:t>
+            <w:r>
+              <w:rPr>
+                <w:rFonts w:ascii="Times New Roman" w:hAnsi="Times New Roman"/>
+                <w:sz w:val="26"/>
+              </w:rPr>
+              <w:t>+ GV cho HS quan sát video và đặt câu hỏi.</w:t>
+              <w:br/>
+              <w:t>+ HS quan sát video và trả lời câu hỏi.</w:t>
+              <w:br/>
+              <w:t>+ GV lắng nghe và nhận xét.</w:t>
+            </w:r>
+            <w:r>
+              <w:rPr>
+                <w:rFonts w:ascii="Times New Roman" w:hAnsi="Times New Roman" w:cs="Times New Roman" w:eastAsia="Times New Roman"/>
+                <w:b w:val="0"/>
+                <w:i w:val="0"/>
+                <w:sz w:val="26"/>
+              </w:rPr>
+            </w:r>
+          </w:p>
+          <w:p>
+            <w:pPr>
+              <w:spacing w:line="276" w:lineRule="auto" w:after="40"/>
+              <w:jc w:val="left"/>
+            </w:pPr>
+            <w:r>
+              <w:rPr>
+                <w:rFonts w:ascii="Times New Roman" w:hAnsi="Times New Roman" w:cs="Times New Roman" w:eastAsia="Times New Roman"/>
+                <w:b w:val="0"/>
+                <w:i w:val="0"/>
+                <w:sz w:val="26"/>
+              </w:rPr>
+            </w:r>
+          </w:p>
+          <w:p>
+            <w:pPr>
+              <w:spacing w:line="276" w:lineRule="auto" w:after="40"/>
+              <w:jc w:val="left"/>
+            </w:pPr>
+            <w:r>
+              <w:rPr>
+                <w:rFonts w:ascii="Times New Roman" w:hAnsi="Times New Roman" w:cs="Times New Roman" w:eastAsia="Times New Roman"/>
+                <w:b w:val="0"/>
+                <w:i w:val="0"/>
+                <w:sz w:val="26"/>
+              </w:rPr>
+            </w:r>
+          </w:p>
+          <w:p>
+            <w:pPr>
+              <w:spacing w:line="276" w:lineRule="auto" w:after="40"/>
+              <w:jc w:val="left"/>
+            </w:pPr>
+            <w:r>
+              <w:rPr>
+                <w:rFonts w:ascii="Times New Roman" w:hAnsi="Times New Roman" w:cs="Times New Roman" w:eastAsia="Times New Roman"/>
+                <w:b w:val="0"/>
+                <w:i w:val="0"/>
+                <w:sz w:val="26"/>
+              </w:rPr>
+            </w:r>
+          </w:p>
+          <w:p>
+            <w:pPr>
+              <w:spacing w:line="276" w:lineRule="auto" w:after="40"/>
+              <w:jc w:val="left"/>
+            </w:pPr>
+            <w:r>
+              <w:rPr>
+                <w:rFonts w:ascii="Times New Roman" w:hAnsi="Times New Roman" w:cs="Times New Roman" w:eastAsia="Times New Roman"/>
+                <w:b w:val="0"/>
+                <w:i w:val="0"/>
+                <w:sz w:val="26"/>
+              </w:rPr>
+            </w:r>
+          </w:p>
+          <w:p>
+            <w:pPr>
+              <w:spacing w:line="276" w:lineRule="auto" w:after="40"/>
+              <w:jc w:val="left"/>
+            </w:pPr>
+            <w:r>
+              <w:rPr>
+                <w:rFonts w:ascii="Times New Roman" w:hAnsi="Times New Roman" w:cs="Times New Roman" w:eastAsia="Times New Roman"/>
+                <w:b w:val="0"/>
+                <w:i w:val="0"/>
+                <w:sz w:val="26"/>
+              </w:rPr>
+            </w:r>
+          </w:p>
+          <w:p>
+            <w:pPr>
+              <w:spacing w:line="276" w:lineRule="auto" w:after="40"/>
+              <w:jc w:val="left"/>
+            </w:pPr>
+            <w:r>
+              <w:rPr>
+                <w:rFonts w:ascii="Times New Roman" w:hAnsi="Times New Roman" w:cs="Times New Roman" w:eastAsia="Times New Roman"/>
+                <w:b w:val="0"/>
+                <w:i w:val="0"/>
+                <w:sz w:val="26"/>
+              </w:rPr>
+            </w:r>
+          </w:p>
+          <w:p>
+            <w:pPr>
+              <w:spacing w:line="276" w:lineRule="auto" w:after="40"/>
+              <w:jc w:val="left"/>
+            </w:pPr>
+            <w:r>
+              <w:rPr>
+                <w:rFonts w:ascii="Times New Roman" w:hAnsi="Times New Roman" w:cs="Times New Roman" w:eastAsia="Times New Roman"/>
+                <w:b w:val="0"/>
+                <w:i w:val="0"/>
+                <w:sz w:val="26"/>
+              </w:rPr>
+            </w:r>
+          </w:p>
+          <w:p>
+            <w:pPr>
+              <w:spacing w:line="276" w:lineRule="auto" w:after="40"/>
+              <w:jc w:val="left"/>
+            </w:pPr>
+            <w:r>
+              <w:rPr>
+                <w:rFonts w:ascii="Times New Roman" w:hAnsi="Times New Roman" w:cs="Times New Roman" w:eastAsia="Times New Roman"/>
+                <w:b w:val="0"/>
+                <w:i w:val="0"/>
+                <w:sz w:val="26"/>
+              </w:rPr>
+            </w:r>
+          </w:p>
+          <w:p>
+            <w:pPr>
+              <w:spacing w:line="276" w:lineRule="auto" w:after="40"/>
+              <w:jc w:val="left"/>
+            </w:pPr>
+            <w:r>
+              <w:rPr>
+                <w:rFonts w:ascii="Times New Roman" w:hAnsi="Times New Roman" w:cs="Times New Roman" w:eastAsia="Times New Roman"/>
+                <w:b w:val="0"/>
+                <w:i w:val="0"/>
+                <w:sz w:val="26"/>
+              </w:rPr>
+            </w:r>
+          </w:p>
+          <w:p>
+            <w:pPr>
+              <w:spacing w:line="276" w:lineRule="auto" w:after="40"/>
+              <w:jc w:val="left"/>
+            </w:pPr>
+            <w:r>
+              <w:rPr>
+                <w:rFonts w:ascii="Times New Roman" w:hAnsi="Times New Roman" w:cs="Times New Roman" w:eastAsia="Times New Roman"/>
+                <w:b w:val="0"/>
+                <w:i w:val="0"/>
+                <w:sz w:val="26"/>
+              </w:rPr>
+            </w:r>
+          </w:p>
+          <w:p>
+            <w:pPr>
+              <w:jc w:val="center"/>
+            </w:pPr>
+            <w:r>
+              <w:drawing>
+                <wp:inline distT="0" distB="0" distL="0" distR="0" wp14:anchorId="58F4EBF6" wp14:editId="470D274A">
+                  <wp:extent cx="4616831" cy="581660"/>
+                  <wp:effectExtent l="0" t="0" r="0" b="0"/>
+                  <wp:docPr id="176" name="picture 176" descr="Sung. Tên ảnh gốc: CLP00001b380012.bmp Kích thước ảnh gốc: rộng 1206 pixel x cao 152 pixel"/>
+                  <wp:cNvGraphicFramePr/>
+                  <a:graphic xmlns:a="http://schemas.openxmlformats.org/drawingml/2006/main">
+                    <a:graphicData uri="http://schemas.openxmlformats.org/drawingml/2006/picture">
+                      <pic:pic xmlns:pic="http://schemas.openxmlformats.org/drawingml/2006/picture">
+                        <pic:nvPicPr>
+                          <pic:cNvPr id="0" name="pic"/>
+                          <pic:cNvPicPr/>
+                        </pic:nvPicPr>
+                        <pic:blipFill>
+                          <a:blip r:embed="rId16" cstate="print">
+                            <a:lum/>
+                          </a:blip>
+                          <a:srcRect/>
+                          <a:stretch>
+                            <a:fillRect/>
+                          </a:stretch>
+                        </pic:blipFill>
+                        <pic:spPr>
+                          <a:xfrm>
+                            <a:off x="0" y="0"/>
+                            <a:ext cx="4616831" cy="581660"/>
+                          </a:xfrm>
+                          <a:prstGeom prst="rect">
+                            <a:avLst/>
+                          </a:prstGeom>
+                        </pic:spPr>
+                      </pic:pic>
+                    </a:graphicData>
+                  </a:graphic>
+                </wp:inline>
+              </w:drawing>
             </w:r>
           </w:p>
         </w:tc>
@@ -1033,30 +1075,36 @@
               <w:spacing w:line="276" w:lineRule="auto" w:after="40"/>
               <w:jc w:val="left"/>
             </w:pPr>
-            <w:r/>
-            <w:r>
-              <w:rPr>
-                <w:rFonts w:ascii="Times New Roman" w:hAnsi="Times New Roman" w:cs="Times New Roman" w:eastAsia="Times New Roman"/>
-                <w:b w:val="0"/>
-                <w:i w:val="0"/>
-                <w:sz w:val="26"/>
-              </w:rPr>
-              <w:t>HS nhận diện được vấn đề kỹ thuật của bài học.</w:t>
-            </w:r>
-          </w:p>
-          <w:p>
-            <w:pPr>
-              <w:spacing w:line="276" w:lineRule="auto" w:after="40"/>
-              <w:jc w:val="left"/>
-            </w:pPr>
-            <w:r>
-              <w:rPr>
-                <w:rFonts w:ascii="Times New Roman" w:hAnsi="Times New Roman" w:cs="Times New Roman" w:eastAsia="Times New Roman"/>
-                <w:b w:val="0"/>
-                <w:i w:val="0"/>
-                <w:sz w:val="26"/>
-              </w:rPr>
-              <w:t>HS sẵn sàng bước vào hoạt động chính.</w:t>
+            <w:r>
+              <w:rPr>
+                <w:rFonts w:ascii="Times New Roman" w:hAnsi="Times New Roman"/>
+                <w:sz w:val="26"/>
+              </w:rPr>
+              <w:t>Câu trả lời của HS.</w:t>
+              <w:br/>
+              <w:t>+ Câu hỏi: Trong video, có bao nhiêu mảnh ghép bị đổ khi gạt đổ mảnh đầu tiên?</w:t>
+            </w:r>
+            <w:r>
+              <w:rPr>
+                <w:rFonts w:ascii="Times New Roman" w:hAnsi="Times New Roman" w:cs="Times New Roman" w:eastAsia="Times New Roman"/>
+                <w:b w:val="0"/>
+                <w:i w:val="0"/>
+                <w:sz w:val="26"/>
+              </w:rPr>
+            </w:r>
+          </w:p>
+          <w:p>
+            <w:pPr>
+              <w:spacing w:line="276" w:lineRule="auto" w:after="40"/>
+              <w:jc w:val="left"/>
+            </w:pPr>
+            <w:r>
+              <w:rPr>
+                <w:rFonts w:ascii="Times New Roman" w:hAnsi="Times New Roman" w:cs="Times New Roman" w:eastAsia="Times New Roman"/>
+                <w:b w:val="0"/>
+                <w:i w:val="0"/>
+                <w:sz w:val="26"/>
+              </w:rPr>
             </w:r>
           </w:p>
         </w:tc>
@@ -1264,165 +1312,207 @@
               <w:spacing w:line="276" w:lineRule="auto" w:after="40"/>
               <w:jc w:val="left"/>
             </w:pPr>
-            <w:r/>
-            <w:r>
-              <w:rPr>
-                <w:rFonts w:ascii="Times New Roman" w:hAnsi="Times New Roman" w:cs="Times New Roman" w:eastAsia="Times New Roman"/>
-                <w:b w:val="0"/>
-                <w:i w:val="0"/>
-                <w:sz w:val="26"/>
-              </w:rPr>
-              <w:t>Bước 1: Chuyển giao nhiệm vụ học tập:</w:t>
-            </w:r>
-          </w:p>
-          <w:p>
-            <w:pPr>
-              <w:spacing w:line="276" w:lineRule="auto" w:after="40"/>
-              <w:jc w:val="left"/>
-            </w:pPr>
-            <w:r>
-              <w:rPr>
-                <w:rFonts w:ascii="Times New Roman" w:hAnsi="Times New Roman" w:cs="Times New Roman" w:eastAsia="Times New Roman"/>
-                <w:b w:val="0"/>
-                <w:i w:val="0"/>
-                <w:sz w:val="26"/>
-              </w:rPr>
-              <w:t>- GV phát phiếu hướng dẫn và trình chiếu sơ đồ 2D/3D của Bài 12. Domino trong Robotics.</w:t>
-            </w:r>
-          </w:p>
-          <w:p>
-            <w:pPr>
-              <w:spacing w:line="276" w:lineRule="auto" w:after="40"/>
-              <w:jc w:val="left"/>
-            </w:pPr>
-            <w:r>
-              <w:rPr>
-                <w:rFonts w:ascii="Times New Roman" w:hAnsi="Times New Roman" w:cs="Times New Roman" w:eastAsia="Times New Roman"/>
-                <w:b w:val="0"/>
-                <w:i w:val="0"/>
-                <w:sz w:val="26"/>
-              </w:rPr>
-              <w:t>- Hướng dẫn nhận biết chiều lắp chốt và cổng cắm động cơ.</w:t>
-            </w:r>
-          </w:p>
-          <w:p>
-            <w:pPr>
-              <w:spacing w:line="276" w:lineRule="auto" w:after="40"/>
-              <w:jc w:val="left"/>
-            </w:pPr>
-            <w:r>
-              <w:rPr>
-                <w:rFonts w:ascii="Times New Roman" w:hAnsi="Times New Roman" w:cs="Times New Roman" w:eastAsia="Times New Roman"/>
-                <w:b w:val="0"/>
-                <w:i w:val="0"/>
-                <w:sz w:val="26"/>
-              </w:rPr>
-              <w:t>Bước 2: Học sinh tiếp nhận nhiệm vụ học tập:</w:t>
-            </w:r>
-          </w:p>
-          <w:p>
-            <w:pPr>
-              <w:spacing w:line="276" w:lineRule="auto" w:after="40"/>
-              <w:jc w:val="left"/>
-            </w:pPr>
-            <w:r>
-              <w:rPr>
-                <w:rFonts w:ascii="Times New Roman" w:hAnsi="Times New Roman" w:cs="Times New Roman" w:eastAsia="Times New Roman"/>
-                <w:b w:val="0"/>
-                <w:i w:val="0"/>
-                <w:sz w:val="26"/>
-              </w:rPr>
-              <w:t>- HS tiếp nhận phiếu, quan sát các góc ghép linh kiện.</w:t>
-            </w:r>
-          </w:p>
-          <w:p>
-            <w:pPr>
-              <w:spacing w:line="276" w:lineRule="auto" w:after="40"/>
-              <w:jc w:val="left"/>
-            </w:pPr>
-            <w:r>
-              <w:rPr>
-                <w:rFonts w:ascii="Times New Roman" w:hAnsi="Times New Roman" w:cs="Times New Roman" w:eastAsia="Times New Roman"/>
-                <w:b w:val="0"/>
-                <w:i w:val="0"/>
-                <w:sz w:val="26"/>
-              </w:rPr>
-              <w:t>- HS đối chiếu danh mục, nhặt đúng số lượng chốt và khung nối.</w:t>
-            </w:r>
-          </w:p>
-          <w:p>
-            <w:pPr>
-              <w:spacing w:line="276" w:lineRule="auto" w:after="40"/>
-              <w:jc w:val="left"/>
-            </w:pPr>
-            <w:r>
-              <w:rPr>
-                <w:rFonts w:ascii="Times New Roman" w:hAnsi="Times New Roman" w:cs="Times New Roman" w:eastAsia="Times New Roman"/>
-                <w:b w:val="0"/>
-                <w:i w:val="0"/>
-                <w:sz w:val="26"/>
-              </w:rPr>
-              <w:t>Bước 3: Báo cáo kết quả hoạt động:</w:t>
-            </w:r>
-          </w:p>
-          <w:p>
-            <w:pPr>
-              <w:spacing w:line="276" w:lineRule="auto" w:after="40"/>
-              <w:jc w:val="left"/>
-            </w:pPr>
-            <w:r>
-              <w:rPr>
-                <w:rFonts w:ascii="Times New Roman" w:hAnsi="Times New Roman" w:cs="Times New Roman" w:eastAsia="Times New Roman"/>
-                <w:b w:val="0"/>
-                <w:i w:val="0"/>
-                <w:sz w:val="26"/>
-              </w:rPr>
-              <w:t>- GV kiểm tra khay linh kiện từng nhóm tại bàn.</w:t>
-            </w:r>
-          </w:p>
-          <w:p>
-            <w:pPr>
-              <w:spacing w:line="276" w:lineRule="auto" w:after="40"/>
-              <w:jc w:val="left"/>
-            </w:pPr>
-            <w:r>
-              <w:rPr>
-                <w:rFonts w:ascii="Times New Roman" w:hAnsi="Times New Roman" w:cs="Times New Roman" w:eastAsia="Times New Roman"/>
-                <w:b w:val="0"/>
-                <w:i w:val="0"/>
-                <w:sz w:val="26"/>
-              </w:rPr>
-              <w:t>- Đại diện nhóm giơ khay linh kiện để kiểm tra.</w:t>
-            </w:r>
-          </w:p>
-          <w:p>
-            <w:pPr>
-              <w:spacing w:line="276" w:lineRule="auto" w:after="40"/>
-              <w:jc w:val="left"/>
-            </w:pPr>
-            <w:r>
-              <w:rPr>
-                <w:rFonts w:ascii="Times New Roman" w:hAnsi="Times New Roman" w:cs="Times New Roman" w:eastAsia="Times New Roman"/>
-                <w:b w:val="0"/>
-                <w:i w:val="0"/>
-                <w:sz w:val="26"/>
-              </w:rPr>
-              <w:t>Bước 4: Đánh giá kết quả thực hiện nhiệm vụ:</w:t>
-            </w:r>
-          </w:p>
-          <w:p>
-            <w:pPr>
-              <w:spacing w:line="276" w:lineRule="auto" w:after="40"/>
-              <w:jc w:val="left"/>
-            </w:pPr>
-            <w:r>
-              <w:rPr>
-                <w:rFonts w:ascii="Times New Roman" w:hAnsi="Times New Roman" w:cs="Times New Roman" w:eastAsia="Times New Roman"/>
-                <w:b w:val="0"/>
-                <w:i w:val="0"/>
-                <w:sz w:val="26"/>
-              </w:rPr>
-              <w:t>- GV chốt quy trình các bước lắp ráp mô hình robot.</w:t>
+            <w:r>
+              <w:rPr>
+                <w:rFonts w:ascii="Times New Roman" w:hAnsi="Times New Roman"/>
+                <w:sz w:val="26"/>
+              </w:rPr>
+              <w:t>+ GV đặt câu hỏi cho HS.</w:t>
+              <w:br/>
+              <w:t>+ HS lắng nghe và trả lời.</w:t>
+              <w:br/>
+              <w:t>+ GV cho HS trải nghiệm trò chơi domino bằng các mảnh ghép robotics.</w:t>
+            </w:r>
+            <w:r>
+              <w:rPr>
+                <w:rFonts w:ascii="Times New Roman" w:hAnsi="Times New Roman" w:cs="Times New Roman" w:eastAsia="Times New Roman"/>
+                <w:b w:val="0"/>
+                <w:i w:val="0"/>
+                <w:sz w:val="26"/>
+              </w:rPr>
+            </w:r>
+          </w:p>
+          <w:p>
+            <w:pPr>
+              <w:spacing w:line="276" w:lineRule="auto" w:after="40"/>
+              <w:jc w:val="left"/>
+            </w:pPr>
+            <w:r>
+              <w:rPr>
+                <w:rFonts w:ascii="Times New Roman" w:hAnsi="Times New Roman" w:cs="Times New Roman" w:eastAsia="Times New Roman"/>
+                <w:b w:val="0"/>
+                <w:i w:val="0"/>
+                <w:sz w:val="26"/>
+              </w:rPr>
+            </w:r>
+          </w:p>
+          <w:p>
+            <w:pPr>
+              <w:spacing w:line="276" w:lineRule="auto" w:after="40"/>
+              <w:jc w:val="left"/>
+            </w:pPr>
+            <w:r>
+              <w:rPr>
+                <w:rFonts w:ascii="Times New Roman" w:hAnsi="Times New Roman" w:cs="Times New Roman" w:eastAsia="Times New Roman"/>
+                <w:b w:val="0"/>
+                <w:i w:val="0"/>
+                <w:sz w:val="26"/>
+              </w:rPr>
+            </w:r>
+          </w:p>
+          <w:p>
+            <w:pPr>
+              <w:spacing w:line="276" w:lineRule="auto" w:after="40"/>
+              <w:jc w:val="left"/>
+            </w:pPr>
+            <w:r>
+              <w:rPr>
+                <w:rFonts w:ascii="Times New Roman" w:hAnsi="Times New Roman" w:cs="Times New Roman" w:eastAsia="Times New Roman"/>
+                <w:b w:val="0"/>
+                <w:i w:val="0"/>
+                <w:sz w:val="26"/>
+              </w:rPr>
+            </w:r>
+          </w:p>
+          <w:p>
+            <w:pPr>
+              <w:spacing w:line="276" w:lineRule="auto" w:after="40"/>
+              <w:jc w:val="left"/>
+            </w:pPr>
+            <w:r>
+              <w:rPr>
+                <w:rFonts w:ascii="Times New Roman" w:hAnsi="Times New Roman" w:cs="Times New Roman" w:eastAsia="Times New Roman"/>
+                <w:b w:val="0"/>
+                <w:i w:val="0"/>
+                <w:sz w:val="26"/>
+              </w:rPr>
+            </w:r>
+          </w:p>
+          <w:p>
+            <w:pPr>
+              <w:spacing w:line="276" w:lineRule="auto" w:after="40"/>
+              <w:jc w:val="left"/>
+            </w:pPr>
+            <w:r>
+              <w:rPr>
+                <w:rFonts w:ascii="Times New Roman" w:hAnsi="Times New Roman" w:cs="Times New Roman" w:eastAsia="Times New Roman"/>
+                <w:b w:val="0"/>
+                <w:i w:val="0"/>
+                <w:sz w:val="26"/>
+              </w:rPr>
+            </w:r>
+          </w:p>
+          <w:p>
+            <w:pPr>
+              <w:spacing w:line="276" w:lineRule="auto" w:after="40"/>
+              <w:jc w:val="left"/>
+            </w:pPr>
+            <w:r>
+              <w:rPr>
+                <w:rFonts w:ascii="Times New Roman" w:hAnsi="Times New Roman" w:cs="Times New Roman" w:eastAsia="Times New Roman"/>
+                <w:b w:val="0"/>
+                <w:i w:val="0"/>
+                <w:sz w:val="26"/>
+              </w:rPr>
+            </w:r>
+          </w:p>
+          <w:p>
+            <w:pPr>
+              <w:spacing w:line="276" w:lineRule="auto" w:after="40"/>
+              <w:jc w:val="left"/>
+            </w:pPr>
+            <w:r>
+              <w:rPr>
+                <w:rFonts w:ascii="Times New Roman" w:hAnsi="Times New Roman" w:cs="Times New Roman" w:eastAsia="Times New Roman"/>
+                <w:b w:val="0"/>
+                <w:i w:val="0"/>
+                <w:sz w:val="26"/>
+              </w:rPr>
+            </w:r>
+          </w:p>
+          <w:p>
+            <w:pPr>
+              <w:spacing w:line="276" w:lineRule="auto" w:after="40"/>
+              <w:jc w:val="left"/>
+            </w:pPr>
+            <w:r>
+              <w:rPr>
+                <w:rFonts w:ascii="Times New Roman" w:hAnsi="Times New Roman" w:cs="Times New Roman" w:eastAsia="Times New Roman"/>
+                <w:b w:val="0"/>
+                <w:i w:val="0"/>
+                <w:sz w:val="26"/>
+              </w:rPr>
+            </w:r>
+          </w:p>
+          <w:p>
+            <w:pPr>
+              <w:spacing w:line="276" w:lineRule="auto" w:after="40"/>
+              <w:jc w:val="left"/>
+            </w:pPr>
+            <w:r>
+              <w:rPr>
+                <w:rFonts w:ascii="Times New Roman" w:hAnsi="Times New Roman" w:cs="Times New Roman" w:eastAsia="Times New Roman"/>
+                <w:b w:val="0"/>
+                <w:i w:val="0"/>
+                <w:sz w:val="26"/>
+              </w:rPr>
+            </w:r>
+          </w:p>
+          <w:p>
+            <w:pPr>
+              <w:spacing w:line="276" w:lineRule="auto" w:after="40"/>
+              <w:jc w:val="left"/>
+            </w:pPr>
+            <w:r>
+              <w:rPr>
+                <w:rFonts w:ascii="Times New Roman" w:hAnsi="Times New Roman" w:cs="Times New Roman" w:eastAsia="Times New Roman"/>
+                <w:b w:val="0"/>
+                <w:i w:val="0"/>
+                <w:sz w:val="26"/>
+              </w:rPr>
+            </w:r>
+          </w:p>
+          <w:p>
+            <w:pPr>
+              <w:jc w:val="center"/>
+            </w:pPr>
+            <w:r>
+              <w:drawing>
+                <wp:inline distT="0" distB="0" distL="0" distR="0" wp14:anchorId="7EB5D082" wp14:editId="39B2B6FB">
+                  <wp:extent cx="3990213" cy="1935607"/>
+                  <wp:effectExtent l="0" t="0" r="0" b="0"/>
+                  <wp:docPr id="179" name="picture 179" descr="Sung. Tên ảnh gốc: CLP00001b380015.bmp Kích thước ảnh gốc: rộng 643 pixel x cao 312 pixel"/>
+                  <wp:cNvGraphicFramePr/>
+                  <a:graphic xmlns:a="http://schemas.openxmlformats.org/drawingml/2006/main">
+                    <a:graphicData uri="http://schemas.openxmlformats.org/drawingml/2006/picture">
+                      <pic:pic xmlns:pic="http://schemas.openxmlformats.org/drawingml/2006/picture">
+                        <pic:nvPicPr>
+                          <pic:cNvPr id="0" name="pic"/>
+                          <pic:cNvPicPr/>
+                        </pic:nvPicPr>
+                        <pic:blipFill>
+                          <a:blip r:embed="rId17" cstate="print">
+                            <a:lum/>
+                          </a:blip>
+                          <a:srcRect/>
+                          <a:stretch>
+                            <a:fillRect/>
+                          </a:stretch>
+                        </pic:blipFill>
+                        <pic:spPr>
+                          <a:xfrm>
+                            <a:off x="0" y="0"/>
+                            <a:ext cx="3990213" cy="1935607"/>
+                          </a:xfrm>
+                          <a:prstGeom prst="rect">
+                            <a:avLst/>
+                          </a:prstGeom>
+                        </pic:spPr>
+                      </pic:pic>
+                    </a:graphicData>
+                  </a:graphic>
+                </wp:inline>
+              </w:drawing>
             </w:r>
           </w:p>
         </w:tc>
@@ -1441,30 +1531,42 @@
               <w:spacing w:line="276" w:lineRule="auto" w:after="40"/>
               <w:jc w:val="left"/>
             </w:pPr>
-            <w:r/>
-            <w:r>
-              <w:rPr>
-                <w:rFonts w:ascii="Times New Roman" w:hAnsi="Times New Roman" w:cs="Times New Roman" w:eastAsia="Times New Roman"/>
-                <w:b w:val="0"/>
-                <w:i w:val="0"/>
-                <w:sz w:val="26"/>
-              </w:rPr>
-              <w:t>HS nắm vững quy trình các bước lắp ráp.</w:t>
-            </w:r>
-          </w:p>
-          <w:p>
-            <w:pPr>
-              <w:spacing w:line="276" w:lineRule="auto" w:after="40"/>
-              <w:jc w:val="left"/>
-            </w:pPr>
-            <w:r>
-              <w:rPr>
-                <w:rFonts w:ascii="Times New Roman" w:hAnsi="Times New Roman" w:cs="Times New Roman" w:eastAsia="Times New Roman"/>
-                <w:b w:val="0"/>
-                <w:i w:val="0"/>
-                <w:sz w:val="26"/>
-              </w:rPr>
-              <w:t>Danh mục linh kiện đầy đủ, chuẩn xác.</w:t>
+            <w:r>
+              <w:rPr>
+                <w:rFonts w:ascii="Times New Roman" w:hAnsi="Times New Roman"/>
+                <w:sz w:val="26"/>
+              </w:rPr>
+              <w:t>+ Nêu được cách chơi domino.</w:t>
+              <w:br/>
+              <w:t>+ Nêu được nguyên lý vận hành trò chơi domino.</w:t>
+              <w:br/>
+              <w:t>Câu trả lời của HS.</w:t>
+              <w:br/>
+              <w:t>+ Cách chơi domino: Domino bao gồm một loạt các khối hình chữ nhật có kích thước nhất định xếp chồng lên nhau hoặc xếp theo thứ tự. Khi xếp phải đảm bảo khoảng cách giữa các khối không quá xa. Khi gạt đổ khối đầu tiên, nó sẽ đổ vào khối đứng cạnh và khiến khối đó đổ theo. Quá trình này diễn ra liên tục khi tất cả các khối domino đều đổ hết.</w:t>
+              <w:br/>
+              <w:t>+ Nguyên lý vận hành trò chơi domino: dựa vào hiệu ứng domino. Hiệu ứng domino là một chuỗi phản ứng xảy ra khi có thay đổi nhỏ từ điểm bắt đầu, từ đó gây ra những thay đổi tương tự tại các điểm gần đó, sau đó lan tỏa ra các điểm xa hơn, tạo thành một chuỗi thay đổi tuyến tính.</w:t>
+            </w:r>
+            <w:r>
+              <w:rPr>
+                <w:rFonts w:ascii="Times New Roman" w:hAnsi="Times New Roman" w:cs="Times New Roman" w:eastAsia="Times New Roman"/>
+                <w:b w:val="0"/>
+                <w:i w:val="0"/>
+                <w:sz w:val="26"/>
+              </w:rPr>
+            </w:r>
+          </w:p>
+          <w:p>
+            <w:pPr>
+              <w:spacing w:line="276" w:lineRule="auto" w:after="40"/>
+              <w:jc w:val="left"/>
+            </w:pPr>
+            <w:r>
+              <w:rPr>
+                <w:rFonts w:ascii="Times New Roman" w:hAnsi="Times New Roman" w:cs="Times New Roman" w:eastAsia="Times New Roman"/>
+                <w:b w:val="0"/>
+                <w:i w:val="0"/>
+                <w:sz w:val="26"/>
+              </w:rPr>
             </w:r>
           </w:p>
         </w:tc>
@@ -1672,165 +1774,205 @@
               <w:spacing w:line="276" w:lineRule="auto" w:after="40"/>
               <w:jc w:val="left"/>
             </w:pPr>
-            <w:r/>
-            <w:r>
-              <w:rPr>
-                <w:rFonts w:ascii="Times New Roman" w:hAnsi="Times New Roman" w:cs="Times New Roman" w:eastAsia="Times New Roman"/>
-                <w:b w:val="0"/>
-                <w:i w:val="0"/>
-                <w:sz w:val="26"/>
-              </w:rPr>
-              <w:t>Bước 1: Chuyển giao nhiệm vụ học tập:</w:t>
-            </w:r>
-          </w:p>
-          <w:p>
-            <w:pPr>
-              <w:spacing w:line="276" w:lineRule="auto" w:after="40"/>
-              <w:jc w:val="left"/>
-            </w:pPr>
-            <w:r>
-              <w:rPr>
-                <w:rFonts w:ascii="Times New Roman" w:hAnsi="Times New Roman" w:cs="Times New Roman" w:eastAsia="Times New Roman"/>
-                <w:b w:val="0"/>
-                <w:i w:val="0"/>
-                <w:sz w:val="26"/>
-              </w:rPr>
-              <w:t>- GV giao nhiệm vụ cho từng nhóm lắp ráp mô hình Bài 12. Domino trong Robotics.</w:t>
-            </w:r>
-          </w:p>
-          <w:p>
-            <w:pPr>
-              <w:spacing w:line="276" w:lineRule="auto" w:after="40"/>
-              <w:jc w:val="left"/>
-            </w:pPr>
-            <w:r>
-              <w:rPr>
-                <w:rFonts w:ascii="Times New Roman" w:hAnsi="Times New Roman" w:cs="Times New Roman" w:eastAsia="Times New Roman"/>
-                <w:b w:val="0"/>
-                <w:i w:val="0"/>
-                <w:sz w:val="26"/>
-              </w:rPr>
-              <w:t>Bước 2: Học sinh tiếp nhận nhiệm vụ học tập:</w:t>
-            </w:r>
-          </w:p>
-          <w:p>
-            <w:pPr>
-              <w:spacing w:line="276" w:lineRule="auto" w:after="40"/>
-              <w:jc w:val="left"/>
-            </w:pPr>
-            <w:r>
-              <w:rPr>
-                <w:rFonts w:ascii="Times New Roman" w:hAnsi="Times New Roman" w:cs="Times New Roman" w:eastAsia="Times New Roman"/>
-                <w:b w:val="0"/>
-                <w:i w:val="0"/>
-                <w:sz w:val="26"/>
-              </w:rPr>
-              <w:t>- HS phân công nhiệm vụ (xem sơ đồ, lắp khung, chọn chốt).</w:t>
-            </w:r>
-          </w:p>
-          <w:p>
-            <w:pPr>
-              <w:spacing w:line="276" w:lineRule="auto" w:after="40"/>
-              <w:jc w:val="left"/>
-            </w:pPr>
-            <w:r>
-              <w:rPr>
-                <w:rFonts w:ascii="Times New Roman" w:hAnsi="Times New Roman" w:cs="Times New Roman" w:eastAsia="Times New Roman"/>
-                <w:b w:val="0"/>
-                <w:i w:val="0"/>
-                <w:sz w:val="26"/>
-              </w:rPr>
-              <w:t>- HS tiến hành lắp ráp cẩn thận từng chi tiết theo sơ đồ.</w:t>
-            </w:r>
-          </w:p>
-          <w:p>
-            <w:pPr>
-              <w:spacing w:line="276" w:lineRule="auto" w:after="40"/>
-              <w:jc w:val="left"/>
-            </w:pPr>
-            <w:r>
-              <w:rPr>
-                <w:rFonts w:ascii="Times New Roman" w:hAnsi="Times New Roman" w:cs="Times New Roman" w:eastAsia="Times New Roman"/>
-                <w:b w:val="0"/>
-                <w:i w:val="0"/>
-                <w:sz w:val="26"/>
-              </w:rPr>
-              <w:t>Bước 3: Báo cáo kết quả hoạt động:</w:t>
-            </w:r>
-          </w:p>
-          <w:p>
-            <w:pPr>
-              <w:spacing w:line="276" w:lineRule="auto" w:after="40"/>
-              <w:jc w:val="left"/>
-            </w:pPr>
-            <w:r>
-              <w:rPr>
-                <w:rFonts w:ascii="Times New Roman" w:hAnsi="Times New Roman" w:cs="Times New Roman" w:eastAsia="Times New Roman"/>
-                <w:b w:val="0"/>
-                <w:i w:val="0"/>
-                <w:sz w:val="26"/>
-              </w:rPr>
-              <w:t>- GV yêu cầu các nhóm cấp nguồn/nạp code và cho robot vận hành thử.</w:t>
-            </w:r>
-          </w:p>
-          <w:p>
-            <w:pPr>
-              <w:spacing w:line="276" w:lineRule="auto" w:after="40"/>
-              <w:jc w:val="left"/>
-            </w:pPr>
-            <w:r>
-              <w:rPr>
-                <w:rFonts w:ascii="Times New Roman" w:hAnsi="Times New Roman" w:cs="Times New Roman" w:eastAsia="Times New Roman"/>
-                <w:b w:val="0"/>
-                <w:i w:val="0"/>
-                <w:sz w:val="26"/>
-              </w:rPr>
-              <w:t>- HS đặt robot lên bàn thử nghiệm, quan sát hoạt động.</w:t>
-            </w:r>
-          </w:p>
-          <w:p>
-            <w:pPr>
-              <w:spacing w:line="276" w:lineRule="auto" w:after="40"/>
-              <w:jc w:val="left"/>
-            </w:pPr>
-            <w:r>
-              <w:rPr>
-                <w:rFonts w:ascii="Times New Roman" w:hAnsi="Times New Roman" w:cs="Times New Roman" w:eastAsia="Times New Roman"/>
-                <w:b w:val="0"/>
-                <w:i w:val="0"/>
-                <w:sz w:val="26"/>
-              </w:rPr>
-              <w:t>Bước 4: Đánh giá kết quả thực hiện nhiệm vụ:</w:t>
-            </w:r>
-          </w:p>
-          <w:p>
-            <w:pPr>
-              <w:spacing w:line="276" w:lineRule="auto" w:after="40"/>
-              <w:jc w:val="left"/>
-            </w:pPr>
-            <w:r>
-              <w:rPr>
-                <w:rFonts w:ascii="Times New Roman" w:hAnsi="Times New Roman" w:cs="Times New Roman" w:eastAsia="Times New Roman"/>
-                <w:b w:val="0"/>
-                <w:i w:val="0"/>
-                <w:sz w:val="26"/>
-              </w:rPr>
-              <w:t>- GV đánh giá sản phẩm thực hành, chấm điểm tiêu chí kỹ thuật.</w:t>
-            </w:r>
-          </w:p>
-          <w:p>
-            <w:pPr>
-              <w:spacing w:line="276" w:lineRule="auto" w:after="40"/>
-              <w:jc w:val="left"/>
-            </w:pPr>
-            <w:r>
-              <w:rPr>
-                <w:rFonts w:ascii="Times New Roman" w:hAnsi="Times New Roman" w:cs="Times New Roman" w:eastAsia="Times New Roman"/>
-                <w:b w:val="0"/>
-                <w:i w:val="0"/>
-                <w:sz w:val="26"/>
-              </w:rPr>
-              <w:t>- HS tinh chỉnh lại chốt nối nếu robot bị kẹt hoặc di chuyển lệch.</w:t>
+            <w:r>
+              <w:rPr>
+                <w:rFonts w:ascii="Times New Roman" w:hAnsi="Times New Roman"/>
+                <w:sz w:val="26"/>
+              </w:rPr>
+              <w:t>+ GV yêu cầu HS mở hộp, lựa chọn các mảnh ghép và lắp ghép theo hướng dẫn trong   sách. Lưu ý cách sử dụng chốt trong suốt.</w:t>
+              <w:br/>
+              <w:t>+ HS tiến hành lắp ráp robot Domino.</w:t>
+            </w:r>
+            <w:r>
+              <w:rPr>
+                <w:rFonts w:ascii="Times New Roman" w:hAnsi="Times New Roman" w:cs="Times New Roman" w:eastAsia="Times New Roman"/>
+                <w:b w:val="0"/>
+                <w:i w:val="0"/>
+                <w:sz w:val="26"/>
+              </w:rPr>
+            </w:r>
+          </w:p>
+          <w:p>
+            <w:pPr>
+              <w:spacing w:line="276" w:lineRule="auto" w:after="40"/>
+              <w:jc w:val="left"/>
+            </w:pPr>
+            <w:r>
+              <w:rPr>
+                <w:rFonts w:ascii="Times New Roman" w:hAnsi="Times New Roman" w:cs="Times New Roman" w:eastAsia="Times New Roman"/>
+                <w:b w:val="0"/>
+                <w:i w:val="0"/>
+                <w:sz w:val="26"/>
+              </w:rPr>
+            </w:r>
+          </w:p>
+          <w:p>
+            <w:pPr>
+              <w:spacing w:line="276" w:lineRule="auto" w:after="40"/>
+              <w:jc w:val="left"/>
+            </w:pPr>
+            <w:r>
+              <w:rPr>
+                <w:rFonts w:ascii="Times New Roman" w:hAnsi="Times New Roman" w:cs="Times New Roman" w:eastAsia="Times New Roman"/>
+                <w:b w:val="0"/>
+                <w:i w:val="0"/>
+                <w:sz w:val="26"/>
+              </w:rPr>
+            </w:r>
+          </w:p>
+          <w:p>
+            <w:pPr>
+              <w:spacing w:line="276" w:lineRule="auto" w:after="40"/>
+              <w:jc w:val="left"/>
+            </w:pPr>
+            <w:r>
+              <w:rPr>
+                <w:rFonts w:ascii="Times New Roman" w:hAnsi="Times New Roman" w:cs="Times New Roman" w:eastAsia="Times New Roman"/>
+                <w:b w:val="0"/>
+                <w:i w:val="0"/>
+                <w:sz w:val="26"/>
+              </w:rPr>
+            </w:r>
+          </w:p>
+          <w:p>
+            <w:pPr>
+              <w:spacing w:line="276" w:lineRule="auto" w:after="40"/>
+              <w:jc w:val="left"/>
+            </w:pPr>
+            <w:r>
+              <w:rPr>
+                <w:rFonts w:ascii="Times New Roman" w:hAnsi="Times New Roman" w:cs="Times New Roman" w:eastAsia="Times New Roman"/>
+                <w:b w:val="0"/>
+                <w:i w:val="0"/>
+                <w:sz w:val="26"/>
+              </w:rPr>
+            </w:r>
+          </w:p>
+          <w:p>
+            <w:pPr>
+              <w:spacing w:line="276" w:lineRule="auto" w:after="40"/>
+              <w:jc w:val="left"/>
+            </w:pPr>
+            <w:r>
+              <w:rPr>
+                <w:rFonts w:ascii="Times New Roman" w:hAnsi="Times New Roman" w:cs="Times New Roman" w:eastAsia="Times New Roman"/>
+                <w:b w:val="0"/>
+                <w:i w:val="0"/>
+                <w:sz w:val="26"/>
+              </w:rPr>
+            </w:r>
+          </w:p>
+          <w:p>
+            <w:pPr>
+              <w:spacing w:line="276" w:lineRule="auto" w:after="40"/>
+              <w:jc w:val="left"/>
+            </w:pPr>
+            <w:r>
+              <w:rPr>
+                <w:rFonts w:ascii="Times New Roman" w:hAnsi="Times New Roman" w:cs="Times New Roman" w:eastAsia="Times New Roman"/>
+                <w:b w:val="0"/>
+                <w:i w:val="0"/>
+                <w:sz w:val="26"/>
+              </w:rPr>
+            </w:r>
+          </w:p>
+          <w:p>
+            <w:pPr>
+              <w:spacing w:line="276" w:lineRule="auto" w:after="40"/>
+              <w:jc w:val="left"/>
+            </w:pPr>
+            <w:r>
+              <w:rPr>
+                <w:rFonts w:ascii="Times New Roman" w:hAnsi="Times New Roman" w:cs="Times New Roman" w:eastAsia="Times New Roman"/>
+                <w:b w:val="0"/>
+                <w:i w:val="0"/>
+                <w:sz w:val="26"/>
+              </w:rPr>
+            </w:r>
+          </w:p>
+          <w:p>
+            <w:pPr>
+              <w:spacing w:line="276" w:lineRule="auto" w:after="40"/>
+              <w:jc w:val="left"/>
+            </w:pPr>
+            <w:r>
+              <w:rPr>
+                <w:rFonts w:ascii="Times New Roman" w:hAnsi="Times New Roman" w:cs="Times New Roman" w:eastAsia="Times New Roman"/>
+                <w:b w:val="0"/>
+                <w:i w:val="0"/>
+                <w:sz w:val="26"/>
+              </w:rPr>
+            </w:r>
+          </w:p>
+          <w:p>
+            <w:pPr>
+              <w:spacing w:line="276" w:lineRule="auto" w:after="40"/>
+              <w:jc w:val="left"/>
+            </w:pPr>
+            <w:r>
+              <w:rPr>
+                <w:rFonts w:ascii="Times New Roman" w:hAnsi="Times New Roman" w:cs="Times New Roman" w:eastAsia="Times New Roman"/>
+                <w:b w:val="0"/>
+                <w:i w:val="0"/>
+                <w:sz w:val="26"/>
+              </w:rPr>
+            </w:r>
+          </w:p>
+          <w:p>
+            <w:pPr>
+              <w:spacing w:line="276" w:lineRule="auto" w:after="40"/>
+              <w:jc w:val="left"/>
+            </w:pPr>
+            <w:r>
+              <w:rPr>
+                <w:rFonts w:ascii="Times New Roman" w:hAnsi="Times New Roman" w:cs="Times New Roman" w:eastAsia="Times New Roman"/>
+                <w:b w:val="0"/>
+                <w:i w:val="0"/>
+                <w:sz w:val="26"/>
+              </w:rPr>
+            </w:r>
+          </w:p>
+          <w:p>
+            <w:pPr>
+              <w:jc w:val="center"/>
+            </w:pPr>
+            <w:r>
+              <w:drawing>
+                <wp:inline distT="0" distB="0" distL="0" distR="0" wp14:anchorId="5FE4DA2E" wp14:editId="69A2ACCD">
+                  <wp:extent cx="3237395" cy="2802577"/>
+                  <wp:effectExtent l="0" t="0" r="1270" b="0"/>
+                  <wp:docPr id="180" name="picture 180" descr="Sung. Tên ảnh gốc: CLP00001b380016.bmp Kích thước ảnh gốc: rộng 753 pixel x cao 707 pixel"/>
+                  <wp:cNvGraphicFramePr/>
+                  <a:graphic xmlns:a="http://schemas.openxmlformats.org/drawingml/2006/main">
+                    <a:graphicData uri="http://schemas.openxmlformats.org/drawingml/2006/picture">
+                      <pic:pic xmlns:pic="http://schemas.openxmlformats.org/drawingml/2006/picture">
+                        <pic:nvPicPr>
+                          <pic:cNvPr id="0" name="pic"/>
+                          <pic:cNvPicPr/>
+                        </pic:nvPicPr>
+                        <pic:blipFill>
+                          <a:blip r:embed="rId18" cstate="print">
+                            <a:lum/>
+                          </a:blip>
+                          <a:srcRect/>
+                          <a:stretch>
+                            <a:fillRect/>
+                          </a:stretch>
+                        </pic:blipFill>
+                        <pic:spPr>
+                          <a:xfrm>
+                            <a:off x="0" y="0"/>
+                            <a:ext cx="3252846" cy="2815953"/>
+                          </a:xfrm>
+                          <a:prstGeom prst="rect">
+                            <a:avLst/>
+                          </a:prstGeom>
+                        </pic:spPr>
+                      </pic:pic>
+                    </a:graphicData>
+                  </a:graphic>
+                </wp:inline>
+              </w:drawing>
             </w:r>
           </w:p>
         </w:tc>
@@ -1849,30 +1991,34 @@
               <w:spacing w:line="276" w:lineRule="auto" w:after="40"/>
               <w:jc w:val="left"/>
             </w:pPr>
-            <w:r/>
-            <w:r>
-              <w:rPr>
-                <w:rFonts w:ascii="Times New Roman" w:hAnsi="Times New Roman" w:cs="Times New Roman" w:eastAsia="Times New Roman"/>
-                <w:b w:val="0"/>
-                <w:i w:val="0"/>
-                <w:sz w:val="26"/>
-              </w:rPr>
-              <w:t>Mô hình robot Bài 12. Domino trong Robotics hoàn thiện.</w:t>
-            </w:r>
-          </w:p>
-          <w:p>
-            <w:pPr>
-              <w:spacing w:line="276" w:lineRule="auto" w:after="40"/>
-              <w:jc w:val="left"/>
-            </w:pPr>
-            <w:r>
-              <w:rPr>
-                <w:rFonts w:ascii="Times New Roman" w:hAnsi="Times New Roman" w:cs="Times New Roman" w:eastAsia="Times New Roman"/>
-                <w:b w:val="0"/>
-                <w:i w:val="0"/>
-                <w:sz w:val="26"/>
-              </w:rPr>
-              <w:t>Robot vận hành chính xác, trơn tru.</w:t>
+            <w:r>
+              <w:rPr>
+                <w:rFonts w:ascii="Times New Roman" w:hAnsi="Times New Roman"/>
+                <w:sz w:val="26"/>
+              </w:rPr>
+              <w:t>Sản phẩm robot của HS.</w:t>
+            </w:r>
+            <w:r>
+              <w:rPr>
+                <w:rFonts w:ascii="Times New Roman" w:hAnsi="Times New Roman" w:cs="Times New Roman" w:eastAsia="Times New Roman"/>
+                <w:b w:val="0"/>
+                <w:i w:val="0"/>
+                <w:sz w:val="26"/>
+              </w:rPr>
+            </w:r>
+          </w:p>
+          <w:p>
+            <w:pPr>
+              <w:spacing w:line="276" w:lineRule="auto" w:after="40"/>
+              <w:jc w:val="left"/>
+            </w:pPr>
+            <w:r>
+              <w:rPr>
+                <w:rFonts w:ascii="Times New Roman" w:hAnsi="Times New Roman" w:cs="Times New Roman" w:eastAsia="Times New Roman"/>
+                <w:b w:val="0"/>
+                <w:i w:val="0"/>
+                <w:sz w:val="26"/>
+              </w:rPr>
             </w:r>
           </w:p>
         </w:tc>
@@ -2080,150 +2226,168 @@
               <w:spacing w:line="276" w:lineRule="auto" w:after="40"/>
               <w:jc w:val="left"/>
             </w:pPr>
-            <w:r/>
-            <w:r>
-              <w:rPr>
-                <w:rFonts w:ascii="Times New Roman" w:hAnsi="Times New Roman" w:cs="Times New Roman" w:eastAsia="Times New Roman"/>
-                <w:b w:val="0"/>
-                <w:i w:val="0"/>
-                <w:sz w:val="26"/>
-              </w:rPr>
-              <w:t>Bước 1: Chuyển giao nhiệm vụ học tập:</w:t>
-            </w:r>
-          </w:p>
-          <w:p>
-            <w:pPr>
-              <w:spacing w:line="276" w:lineRule="auto" w:after="40"/>
-              <w:jc w:val="left"/>
-            </w:pPr>
-            <w:r>
-              <w:rPr>
-                <w:rFonts w:ascii="Times New Roman" w:hAnsi="Times New Roman" w:cs="Times New Roman" w:eastAsia="Times New Roman"/>
-                <w:b w:val="0"/>
-                <w:i w:val="0"/>
-                <w:sz w:val="26"/>
-              </w:rPr>
-              <w:t>- GV đặt câu hỏi: "Em có thể cải tiến cấu trúc nào để Bài 12. Domino trong Robotics hoạt động tốt hơn?"</w:t>
-            </w:r>
-          </w:p>
-          <w:p>
-            <w:pPr>
-              <w:spacing w:line="276" w:lineRule="auto" w:after="40"/>
-              <w:jc w:val="left"/>
-            </w:pPr>
-            <w:r>
-              <w:rPr>
-                <w:rFonts w:ascii="Times New Roman" w:hAnsi="Times New Roman" w:cs="Times New Roman" w:eastAsia="Times New Roman"/>
-                <w:b w:val="0"/>
-                <w:i w:val="0"/>
-                <w:sz w:val="26"/>
-              </w:rPr>
-              <w:t>Bước 2: Học sinh tiếp nhận nhiệm vụ học tập:</w:t>
-            </w:r>
-          </w:p>
-          <w:p>
-            <w:pPr>
-              <w:spacing w:line="276" w:lineRule="auto" w:after="40"/>
-              <w:jc w:val="left"/>
-            </w:pPr>
-            <w:r>
-              <w:rPr>
-                <w:rFonts w:ascii="Times New Roman" w:hAnsi="Times New Roman" w:cs="Times New Roman" w:eastAsia="Times New Roman"/>
-                <w:b w:val="0"/>
-                <w:i w:val="0"/>
-                <w:sz w:val="26"/>
-              </w:rPr>
-              <w:t>- HS suy nghĩ ý tưởng sáng tạo mở rộng.</w:t>
-            </w:r>
-          </w:p>
-          <w:p>
-            <w:pPr>
-              <w:spacing w:line="276" w:lineRule="auto" w:after="40"/>
-              <w:jc w:val="left"/>
-            </w:pPr>
-            <w:r>
-              <w:rPr>
-                <w:rFonts w:ascii="Times New Roman" w:hAnsi="Times New Roman" w:cs="Times New Roman" w:eastAsia="Times New Roman"/>
-                <w:b w:val="0"/>
-                <w:i w:val="0"/>
-                <w:sz w:val="26"/>
-              </w:rPr>
-              <w:t>- HS nhẹ nhàng tháo chốt, phân loại linh kiện về đúng ngăn trong hộp Kit.</w:t>
-            </w:r>
-          </w:p>
-          <w:p>
-            <w:pPr>
-              <w:spacing w:line="276" w:lineRule="auto" w:after="40"/>
-              <w:jc w:val="left"/>
-            </w:pPr>
-            <w:r>
-              <w:rPr>
-                <w:rFonts w:ascii="Times New Roman" w:hAnsi="Times New Roman" w:cs="Times New Roman" w:eastAsia="Times New Roman"/>
-                <w:b w:val="0"/>
-                <w:i w:val="0"/>
-                <w:sz w:val="26"/>
-              </w:rPr>
-              <w:t>Bước 3: Báo cáo kết quả hoạt động:</w:t>
-            </w:r>
-          </w:p>
-          <w:p>
-            <w:pPr>
-              <w:spacing w:line="276" w:lineRule="auto" w:after="40"/>
-              <w:jc w:val="left"/>
-            </w:pPr>
-            <w:r>
-              <w:rPr>
-                <w:rFonts w:ascii="Times New Roman" w:hAnsi="Times New Roman" w:cs="Times New Roman" w:eastAsia="Times New Roman"/>
-                <w:b w:val="0"/>
-                <w:i w:val="0"/>
-                <w:sz w:val="26"/>
-              </w:rPr>
-              <w:t>- 1-2 HS trình bày ý tưởng nâng cấp robot trước lớp.</w:t>
-            </w:r>
-          </w:p>
-          <w:p>
-            <w:pPr>
-              <w:spacing w:line="276" w:lineRule="auto" w:after="40"/>
-              <w:jc w:val="left"/>
-            </w:pPr>
-            <w:r>
-              <w:rPr>
-                <w:rFonts w:ascii="Times New Roman" w:hAnsi="Times New Roman" w:cs="Times New Roman" w:eastAsia="Times New Roman"/>
-                <w:b w:val="0"/>
-                <w:i w:val="0"/>
-                <w:sz w:val="26"/>
-              </w:rPr>
-              <w:t>Bước 4: Giáo viên nhắc nhở nhiệm vụ về nhà:</w:t>
-            </w:r>
-          </w:p>
-          <w:p>
-            <w:pPr>
-              <w:spacing w:line="276" w:lineRule="auto" w:after="40"/>
-              <w:jc w:val="left"/>
-            </w:pPr>
-            <w:r>
-              <w:rPr>
-                <w:rFonts w:ascii="Times New Roman" w:hAnsi="Times New Roman" w:cs="Times New Roman" w:eastAsia="Times New Roman"/>
-                <w:b w:val="0"/>
-                <w:i w:val="0"/>
-                <w:sz w:val="26"/>
-              </w:rPr>
-              <w:t>- GV dặn dò nhiệm vụ chuẩn bị cho bài học tiếp theo.</w:t>
-            </w:r>
-          </w:p>
-          <w:p>
-            <w:pPr>
-              <w:spacing w:line="276" w:lineRule="auto" w:after="40"/>
-              <w:jc w:val="left"/>
-            </w:pPr>
-            <w:r>
-              <w:rPr>
-                <w:rFonts w:ascii="Times New Roman" w:hAnsi="Times New Roman" w:cs="Times New Roman" w:eastAsia="Times New Roman"/>
-                <w:b w:val="0"/>
-                <w:i w:val="0"/>
-                <w:sz w:val="26"/>
-              </w:rPr>
-              <w:t>- HS thu dọn bàn học, nộp lại hộp Kit Robotics ngăn nắp.</w:t>
+            <w:r>
+              <w:rPr>
+                <w:rFonts w:ascii="Times New Roman" w:hAnsi="Times New Roman"/>
+                <w:sz w:val="26"/>
+              </w:rPr>
+              <w:t>+ GV hướng dẫn HS lắp ráp sáng tạo thêm cho robot.</w:t>
+              <w:br/>
+              <w:t>+ HS tiến hành lắp ráp, sáng tạo dựa trên những gợi ý của GV và những mảnh ghép còn trong hộp.</w:t>
+              <w:br/>
+              <w:t>5. Tự học (Let’s move)</w:t>
+              <w:br/>
+              <w:t>- Mục tiêu: Vận hành được robot đã lắp.</w:t>
+              <w:br/>
+              <w:t>- Nội dung: HS vận hành robot vừa lắp, chơi với robot.</w:t>
+              <w:br/>
+              <w:t>+ GV tổ chức cho HS chơi với robot sau khi lắp xong.</w:t>
+              <w:br/>
+              <w:t>+ HS tự chơi với robot.</w:t>
+              <w:br/>
+              <w:t>6. Tự kiểm tra (Let’s check)</w:t>
+              <w:br/>
+              <w:t>- Mục tiêu: HS tháo được chốt, sắp xếp ngăn nắp các mảnh ghép vào trong hộp.</w:t>
+              <w:br/>
+              <w:t>- Nội dung: HS tháo chốt, sắp xếp các mảnh ghép.</w:t>
+              <w:br/>
+              <w:t>+ GV cho HS tháo chốt.</w:t>
+              <w:br/>
+              <w:t>+ HS tiến hành tháo robot, sắp xếp ngăn nắp các mảnh ghép vào trong hộp, dọn dẹp bàn ghế quanh vị trí ngồi.</w:t>
+            </w:r>
+            <w:r>
+              <w:rPr>
+                <w:rFonts w:ascii="Times New Roman" w:hAnsi="Times New Roman" w:cs="Times New Roman" w:eastAsia="Times New Roman"/>
+                <w:b w:val="0"/>
+                <w:i w:val="0"/>
+                <w:sz w:val="26"/>
+              </w:rPr>
+            </w:r>
+          </w:p>
+          <w:p>
+            <w:pPr>
+              <w:spacing w:line="276" w:lineRule="auto" w:after="40"/>
+              <w:jc w:val="left"/>
+            </w:pPr>
+            <w:r>
+              <w:rPr>
+                <w:rFonts w:ascii="Times New Roman" w:hAnsi="Times New Roman" w:cs="Times New Roman" w:eastAsia="Times New Roman"/>
+                <w:b w:val="0"/>
+                <w:i w:val="0"/>
+                <w:sz w:val="26"/>
+              </w:rPr>
+            </w:r>
+          </w:p>
+          <w:p>
+            <w:pPr>
+              <w:spacing w:line="276" w:lineRule="auto" w:after="40"/>
+              <w:jc w:val="left"/>
+            </w:pPr>
+            <w:r>
+              <w:rPr>
+                <w:rFonts w:ascii="Times New Roman" w:hAnsi="Times New Roman" w:cs="Times New Roman" w:eastAsia="Times New Roman"/>
+                <w:b w:val="0"/>
+                <w:i w:val="0"/>
+                <w:sz w:val="26"/>
+              </w:rPr>
+            </w:r>
+          </w:p>
+          <w:p>
+            <w:pPr>
+              <w:spacing w:line="276" w:lineRule="auto" w:after="40"/>
+              <w:jc w:val="left"/>
+            </w:pPr>
+            <w:r>
+              <w:rPr>
+                <w:rFonts w:ascii="Times New Roman" w:hAnsi="Times New Roman" w:cs="Times New Roman" w:eastAsia="Times New Roman"/>
+                <w:b w:val="0"/>
+                <w:i w:val="0"/>
+                <w:sz w:val="26"/>
+              </w:rPr>
+            </w:r>
+          </w:p>
+          <w:p>
+            <w:pPr>
+              <w:spacing w:line="276" w:lineRule="auto" w:after="40"/>
+              <w:jc w:val="left"/>
+            </w:pPr>
+            <w:r>
+              <w:rPr>
+                <w:rFonts w:ascii="Times New Roman" w:hAnsi="Times New Roman" w:cs="Times New Roman" w:eastAsia="Times New Roman"/>
+                <w:b w:val="0"/>
+                <w:i w:val="0"/>
+                <w:sz w:val="26"/>
+              </w:rPr>
+            </w:r>
+          </w:p>
+          <w:p>
+            <w:pPr>
+              <w:spacing w:line="276" w:lineRule="auto" w:after="40"/>
+              <w:jc w:val="left"/>
+            </w:pPr>
+            <w:r>
+              <w:rPr>
+                <w:rFonts w:ascii="Times New Roman" w:hAnsi="Times New Roman" w:cs="Times New Roman" w:eastAsia="Times New Roman"/>
+                <w:b w:val="0"/>
+                <w:i w:val="0"/>
+                <w:sz w:val="26"/>
+              </w:rPr>
+            </w:r>
+          </w:p>
+          <w:p>
+            <w:pPr>
+              <w:spacing w:line="276" w:lineRule="auto" w:after="40"/>
+              <w:jc w:val="left"/>
+            </w:pPr>
+            <w:r>
+              <w:rPr>
+                <w:rFonts w:ascii="Times New Roman" w:hAnsi="Times New Roman" w:cs="Times New Roman" w:eastAsia="Times New Roman"/>
+                <w:b w:val="0"/>
+                <w:i w:val="0"/>
+                <w:sz w:val="26"/>
+              </w:rPr>
+            </w:r>
+          </w:p>
+          <w:p>
+            <w:pPr>
+              <w:spacing w:line="276" w:lineRule="auto" w:after="40"/>
+              <w:jc w:val="left"/>
+            </w:pPr>
+            <w:r>
+              <w:rPr>
+                <w:rFonts w:ascii="Times New Roman" w:hAnsi="Times New Roman" w:cs="Times New Roman" w:eastAsia="Times New Roman"/>
+                <w:b w:val="0"/>
+                <w:i w:val="0"/>
+                <w:sz w:val="26"/>
+              </w:rPr>
+            </w:r>
+          </w:p>
+          <w:p>
+            <w:pPr>
+              <w:spacing w:line="276" w:lineRule="auto" w:after="40"/>
+              <w:jc w:val="left"/>
+            </w:pPr>
+            <w:r>
+              <w:rPr>
+                <w:rFonts w:ascii="Times New Roman" w:hAnsi="Times New Roman" w:cs="Times New Roman" w:eastAsia="Times New Roman"/>
+                <w:b w:val="0"/>
+                <w:i w:val="0"/>
+                <w:sz w:val="26"/>
+              </w:rPr>
+            </w:r>
+          </w:p>
+          <w:p>
+            <w:pPr>
+              <w:spacing w:line="276" w:lineRule="auto" w:after="40"/>
+              <w:jc w:val="left"/>
+            </w:pPr>
+            <w:r>
+              <w:rPr>
+                <w:rFonts w:ascii="Times New Roman" w:hAnsi="Times New Roman" w:cs="Times New Roman" w:eastAsia="Times New Roman"/>
+                <w:b w:val="0"/>
+                <w:i w:val="0"/>
+                <w:sz w:val="26"/>
+              </w:rPr>
             </w:r>
           </w:p>
         </w:tc>
@@ -2242,30 +2406,34 @@
               <w:spacing w:line="276" w:lineRule="auto" w:after="40"/>
               <w:jc w:val="left"/>
             </w:pPr>
-            <w:r/>
-            <w:r>
-              <w:rPr>
-                <w:rFonts w:ascii="Times New Roman" w:hAnsi="Times New Roman" w:cs="Times New Roman" w:eastAsia="Times New Roman"/>
-                <w:b w:val="0"/>
-                <w:i w:val="0"/>
-                <w:sz w:val="26"/>
-              </w:rPr>
-              <w:t>HS đề xuất được ý tưởng cải tiến mô hình robot.</w:t>
-            </w:r>
-          </w:p>
-          <w:p>
-            <w:pPr>
-              <w:spacing w:line="276" w:lineRule="auto" w:after="40"/>
-              <w:jc w:val="left"/>
-            </w:pPr>
-            <w:r>
-              <w:rPr>
-                <w:rFonts w:ascii="Times New Roman" w:hAnsi="Times New Roman" w:cs="Times New Roman" w:eastAsia="Times New Roman"/>
-                <w:b w:val="0"/>
-                <w:i w:val="0"/>
-                <w:sz w:val="26"/>
-              </w:rPr>
-              <w:t>Bộ Kit Robotics được phân loại và bảo quản tốt.</w:t>
+            <w:r>
+              <w:rPr>
+                <w:rFonts w:ascii="Times New Roman" w:hAnsi="Times New Roman"/>
+                <w:sz w:val="26"/>
+              </w:rPr>
+              <w:t>Sản phẩm robot sáng tạo của HS.</w:t>
+            </w:r>
+            <w:r>
+              <w:rPr>
+                <w:rFonts w:ascii="Times New Roman" w:hAnsi="Times New Roman" w:cs="Times New Roman" w:eastAsia="Times New Roman"/>
+                <w:b w:val="0"/>
+                <w:i w:val="0"/>
+                <w:sz w:val="26"/>
+              </w:rPr>
+            </w:r>
+          </w:p>
+          <w:p>
+            <w:pPr>
+              <w:spacing w:line="276" w:lineRule="auto" w:after="40"/>
+              <w:jc w:val="left"/>
+            </w:pPr>
+            <w:r>
+              <w:rPr>
+                <w:rFonts w:ascii="Times New Roman" w:hAnsi="Times New Roman" w:cs="Times New Roman" w:eastAsia="Times New Roman"/>
+                <w:b w:val="0"/>
+                <w:i w:val="0"/>
+                <w:sz w:val="26"/>
+              </w:rPr>
             </w:r>
           </w:p>
         </w:tc>
